--- a/AWS-NOTES/DNS and Route 53 for Domain Management.docx
+++ b/AWS-NOTES/DNS and Route 53 for Domain Management.docx
@@ -40,6 +40,16 @@
     <w:p>
       <w:pPr>
         <w:pStyle w:val="ListParagraph"/>
+        <w:ind w:left="360"/>
+        <w:rPr>
+          <w:b/>
+          <w:bCs/>
+        </w:rPr>
+      </w:pPr>
+    </w:p>
+    <w:p>
+      <w:pPr>
+        <w:pStyle w:val="ListParagraph"/>
         <w:numPr>
           <w:ilvl w:val="0"/>
           <w:numId w:val="3"/>
@@ -90,10 +100,7 @@
         <w:t>.</w:t>
       </w:r>
       <w:r>
-        <w:t xml:space="preserve"> </w:t>
-      </w:r>
-      <w:r>
-        <w:t xml:space="preserve">that computers use to </w:t>
+        <w:t xml:space="preserve"> that computers use to </w:t>
       </w:r>
       <w:r>
         <w:rPr>
@@ -119,6 +126,12 @@
       <w:r>
         <w:t>.</w:t>
       </w:r>
+    </w:p>
+    <w:p>
+      <w:pPr>
+        <w:pStyle w:val="ListParagraph"/>
+        <w:ind w:left="360"/>
+      </w:pPr>
     </w:p>
     <w:p>
       <w:pPr>
@@ -149,48 +162,15 @@
     <w:p>
       <w:pPr>
         <w:pStyle w:val="ListParagraph"/>
-        <w:numPr>
-          <w:ilvl w:val="0"/>
-          <w:numId w:val="5"/>
-        </w:numPr>
-        <w:rPr>
-          <w:b/>
-          <w:bCs/>
-        </w:rPr>
-      </w:pPr>
-      <w:r>
-        <w:rPr>
-          <w:b/>
-          <w:bCs/>
-        </w:rPr>
-        <w:t xml:space="preserve">Domain </w:t>
-      </w:r>
-      <w:proofErr w:type="gramStart"/>
-      <w:r>
-        <w:rPr>
-          <w:b/>
-          <w:bCs/>
-        </w:rPr>
-        <w:t>Name</w:t>
-      </w:r>
-      <w:r>
-        <w:rPr>
-          <w:b/>
-          <w:bCs/>
-        </w:rPr>
-        <w:t>:-</w:t>
-      </w:r>
-      <w:proofErr w:type="gramEnd"/>
-      <w:r>
-        <w:rPr>
-          <w:b/>
-          <w:bCs/>
-        </w:rPr>
-        <w:t xml:space="preserve">  </w:t>
-      </w:r>
-      <w:r>
-        <w:t>A readable address like example.com.</w:t>
-      </w:r>
+        <w:ind w:left="360"/>
+        <w:rPr>
+          <w:b/>
+          <w:bCs/>
+          <w:i/>
+          <w:iCs/>
+          <w:u w:val="single"/>
+        </w:rPr>
+      </w:pPr>
     </w:p>
     <w:p>
       <w:pPr>
@@ -202,17 +182,14 @@
         <w:rPr>
           <w:b/>
           <w:bCs/>
-          <w:i/>
-          <w:iCs/>
-          <w:u w:val="single"/>
-        </w:rPr>
-      </w:pPr>
-      <w:r>
-        <w:rPr>
-          <w:b/>
-          <w:bCs/>
-        </w:rPr>
-        <w:t xml:space="preserve">IP </w:t>
+        </w:rPr>
+      </w:pPr>
+      <w:r>
+        <w:rPr>
+          <w:b/>
+          <w:bCs/>
+        </w:rPr>
+        <w:t xml:space="preserve">Domain </w:t>
       </w:r>
       <w:proofErr w:type="gramStart"/>
       <w:r>
@@ -220,7 +197,7 @@
           <w:b/>
           <w:bCs/>
         </w:rPr>
-        <w:t>Address</w:t>
+        <w:t>Name</w:t>
       </w:r>
       <w:r>
         <w:rPr>
@@ -238,19 +215,7 @@
         <w:t xml:space="preserve">  </w:t>
       </w:r>
       <w:r>
-        <w:t xml:space="preserve">A numerical address like </w:t>
-      </w:r>
-      <w:r>
-        <w:rPr>
-          <w:b/>
-          <w:bCs/>
-          <w:i/>
-          <w:iCs/>
-        </w:rPr>
-        <w:t>192.168.1.1</w:t>
-      </w:r>
-      <w:r>
-        <w:t xml:space="preserve"> that computers use.</w:t>
+        <w:t>A readable address like example.com.</w:t>
       </w:r>
     </w:p>
     <w:p>
@@ -260,13 +225,20 @@
           <w:ilvl w:val="0"/>
           <w:numId w:val="5"/>
         </w:numPr>
-      </w:pPr>
-      <w:r>
-        <w:rPr>
-          <w:b/>
-          <w:bCs/>
-        </w:rPr>
-        <w:t xml:space="preserve">DNS </w:t>
+        <w:rPr>
+          <w:b/>
+          <w:bCs/>
+          <w:i/>
+          <w:iCs/>
+          <w:u w:val="single"/>
+        </w:rPr>
+      </w:pPr>
+      <w:r>
+        <w:rPr>
+          <w:b/>
+          <w:bCs/>
+        </w:rPr>
+        <w:t xml:space="preserve">IP </w:t>
       </w:r>
       <w:proofErr w:type="gramStart"/>
       <w:r>
@@ -274,14 +246,14 @@
           <w:b/>
           <w:bCs/>
         </w:rPr>
-        <w:t>Server</w:t>
-      </w:r>
-      <w:r>
-        <w:rPr>
-          <w:b/>
-          <w:bCs/>
-        </w:rPr>
-        <w:t xml:space="preserve"> :</w:t>
+        <w:t>Address</w:t>
+      </w:r>
+      <w:r>
+        <w:rPr>
+          <w:b/>
+          <w:bCs/>
+        </w:rPr>
+        <w:t>:-</w:t>
       </w:r>
       <w:proofErr w:type="gramEnd"/>
       <w:r>
@@ -289,10 +261,22 @@
           <w:b/>
           <w:bCs/>
         </w:rPr>
-        <w:t xml:space="preserve">-  </w:t>
-      </w:r>
-      <w:r>
-        <w:t>A server that stores domain-to-IP mappings and helps resolve names.</w:t>
+        <w:t xml:space="preserve">  </w:t>
+      </w:r>
+      <w:r>
+        <w:t xml:space="preserve">A numerical address like </w:t>
+      </w:r>
+      <w:r>
+        <w:rPr>
+          <w:b/>
+          <w:bCs/>
+          <w:i/>
+          <w:iCs/>
+        </w:rPr>
+        <w:t>192.168.1.1</w:t>
+      </w:r>
+      <w:r>
+        <w:t xml:space="preserve"> that computers use.</w:t>
       </w:r>
     </w:p>
     <w:p>
@@ -302,13 +286,6 @@
           <w:ilvl w:val="0"/>
           <w:numId w:val="5"/>
         </w:numPr>
-        <w:rPr>
-          <w:b/>
-          <w:bCs/>
-          <w:i/>
-          <w:iCs/>
-          <w:u w:val="single"/>
-        </w:rPr>
       </w:pPr>
       <w:r>
         <w:rPr>
@@ -323,14 +300,14 @@
           <w:b/>
           <w:bCs/>
         </w:rPr>
-        <w:t>Resolver</w:t>
-      </w:r>
-      <w:r>
-        <w:rPr>
-          <w:b/>
-          <w:bCs/>
-        </w:rPr>
-        <w:t>:-</w:t>
+        <w:t>Server</w:t>
+      </w:r>
+      <w:r>
+        <w:rPr>
+          <w:b/>
+          <w:bCs/>
+        </w:rPr>
+        <w:t xml:space="preserve"> :</w:t>
       </w:r>
       <w:proofErr w:type="gramEnd"/>
       <w:r>
@@ -338,10 +315,10 @@
           <w:b/>
           <w:bCs/>
         </w:rPr>
-        <w:t xml:space="preserve">  </w:t>
-      </w:r>
-      <w:r>
-        <w:t>A server (usually your ISP’s) that finds the correct IP for a domain.</w:t>
+        <w:t xml:space="preserve">-  </w:t>
+      </w:r>
+      <w:r>
+        <w:t>A server that stores domain-to-IP mappings and helps resolve names.</w:t>
       </w:r>
     </w:p>
     <w:p>
@@ -351,6 +328,55 @@
           <w:ilvl w:val="0"/>
           <w:numId w:val="5"/>
         </w:numPr>
+        <w:rPr>
+          <w:b/>
+          <w:bCs/>
+          <w:i/>
+          <w:iCs/>
+          <w:u w:val="single"/>
+        </w:rPr>
+      </w:pPr>
+      <w:r>
+        <w:rPr>
+          <w:b/>
+          <w:bCs/>
+        </w:rPr>
+        <w:t xml:space="preserve">DNS </w:t>
+      </w:r>
+      <w:proofErr w:type="gramStart"/>
+      <w:r>
+        <w:rPr>
+          <w:b/>
+          <w:bCs/>
+        </w:rPr>
+        <w:t>Resolver</w:t>
+      </w:r>
+      <w:r>
+        <w:rPr>
+          <w:b/>
+          <w:bCs/>
+        </w:rPr>
+        <w:t>:-</w:t>
+      </w:r>
+      <w:proofErr w:type="gramEnd"/>
+      <w:r>
+        <w:rPr>
+          <w:b/>
+          <w:bCs/>
+        </w:rPr>
+        <w:t xml:space="preserve">  </w:t>
+      </w:r>
+      <w:r>
+        <w:t>A server (usually your ISP’s) that finds the correct IP for a domain.</w:t>
+      </w:r>
+    </w:p>
+    <w:p>
+      <w:pPr>
+        <w:pStyle w:val="ListParagraph"/>
+        <w:numPr>
+          <w:ilvl w:val="0"/>
+          <w:numId w:val="5"/>
+        </w:numPr>
       </w:pPr>
       <w:r>
         <w:rPr>
@@ -410,16 +436,19 @@
           <w:bCs/>
           <w:u w:val="single"/>
         </w:rPr>
-        <w:t>How DNS Works</w:t>
-      </w:r>
-      <w:r>
+        <w:t xml:space="preserve">How DNS Works </w:t>
+      </w:r>
+    </w:p>
+    <w:p>
+      <w:pPr>
+        <w:pStyle w:val="ListParagraph"/>
+        <w:ind w:left="360"/>
         <w:rPr>
           <w:b/>
           <w:bCs/>
           <w:u w:val="single"/>
         </w:rPr>
-        <w:t xml:space="preserve"> </w:t>
-      </w:r>
+      </w:pPr>
     </w:p>
     <w:p>
       <w:pPr>
@@ -870,14 +899,20 @@
           <w:numId w:val="15"/>
         </w:numPr>
         <w:rPr>
-          <w:sz w:val="22"/>
-          <w:szCs w:val="22"/>
-        </w:rPr>
-      </w:pPr>
-      <w:r>
-        <w:rPr>
-          <w:b/>
-          <w:bCs/>
+          <w:b/>
+          <w:bCs/>
+          <w:i/>
+          <w:iCs/>
+          <w:sz w:val="22"/>
+          <w:szCs w:val="22"/>
+        </w:rPr>
+      </w:pPr>
+      <w:r>
+        <w:rPr>
+          <w:b/>
+          <w:bCs/>
+          <w:i/>
+          <w:iCs/>
           <w:sz w:val="22"/>
           <w:szCs w:val="22"/>
         </w:rPr>
@@ -885,10 +920,23 @@
       </w:r>
       <w:r>
         <w:rPr>
-          <w:sz w:val="22"/>
-          <w:szCs w:val="22"/>
-        </w:rPr>
-        <w:t>: Map domain names to IPv4 addresses</w:t>
+          <w:i/>
+          <w:iCs/>
+          <w:sz w:val="22"/>
+          <w:szCs w:val="22"/>
+        </w:rPr>
+        <w:t xml:space="preserve">: Map domain names to </w:t>
+      </w:r>
+      <w:r>
+        <w:rPr>
+          <w:b/>
+          <w:bCs/>
+          <w:i/>
+          <w:iCs/>
+          <w:sz w:val="22"/>
+          <w:szCs w:val="22"/>
+        </w:rPr>
+        <w:t>IPv4 addresses</w:t>
       </w:r>
     </w:p>
     <w:p>
@@ -975,14 +1023,20 @@
           <w:numId w:val="15"/>
         </w:numPr>
         <w:rPr>
-          <w:sz w:val="22"/>
-          <w:szCs w:val="22"/>
-        </w:rPr>
-      </w:pPr>
-      <w:r>
-        <w:rPr>
-          <w:b/>
-          <w:bCs/>
+          <w:b/>
+          <w:bCs/>
+          <w:i/>
+          <w:iCs/>
+          <w:sz w:val="22"/>
+          <w:szCs w:val="22"/>
+        </w:rPr>
+      </w:pPr>
+      <w:r>
+        <w:rPr>
+          <w:b/>
+          <w:bCs/>
+          <w:i/>
+          <w:iCs/>
           <w:sz w:val="22"/>
           <w:szCs w:val="22"/>
         </w:rPr>
@@ -990,10 +1044,23 @@
       </w:r>
       <w:r>
         <w:rPr>
-          <w:sz w:val="22"/>
-          <w:szCs w:val="22"/>
-        </w:rPr>
-        <w:t>: Map domain names to IPv6 addresses</w:t>
+          <w:i/>
+          <w:iCs/>
+          <w:sz w:val="22"/>
+          <w:szCs w:val="22"/>
+        </w:rPr>
+        <w:t xml:space="preserve">: Map domain names to </w:t>
+      </w:r>
+      <w:r>
+        <w:rPr>
+          <w:b/>
+          <w:bCs/>
+          <w:i/>
+          <w:iCs/>
+          <w:sz w:val="22"/>
+          <w:szCs w:val="22"/>
+        </w:rPr>
+        <w:t>IPv6 addresses</w:t>
       </w:r>
     </w:p>
     <w:p>
@@ -1084,14 +1151,18 @@
           <w:numId w:val="15"/>
         </w:numPr>
         <w:rPr>
-          <w:sz w:val="22"/>
-          <w:szCs w:val="22"/>
-        </w:rPr>
-      </w:pPr>
-      <w:r>
-        <w:rPr>
-          <w:b/>
-          <w:bCs/>
+          <w:i/>
+          <w:iCs/>
+          <w:sz w:val="22"/>
+          <w:szCs w:val="22"/>
+        </w:rPr>
+      </w:pPr>
+      <w:r>
+        <w:rPr>
+          <w:b/>
+          <w:bCs/>
+          <w:i/>
+          <w:iCs/>
           <w:sz w:val="22"/>
           <w:szCs w:val="22"/>
         </w:rPr>
@@ -1099,10 +1170,32 @@
       </w:r>
       <w:r>
         <w:rPr>
-          <w:sz w:val="22"/>
-          <w:szCs w:val="22"/>
-        </w:rPr>
-        <w:t>: Create aliases that point to other domain names</w:t>
+          <w:i/>
+          <w:iCs/>
+          <w:sz w:val="22"/>
+          <w:szCs w:val="22"/>
+        </w:rPr>
+        <w:t xml:space="preserve">: Create </w:t>
+      </w:r>
+      <w:r>
+        <w:rPr>
+          <w:b/>
+          <w:bCs/>
+          <w:i/>
+          <w:iCs/>
+          <w:sz w:val="22"/>
+          <w:szCs w:val="22"/>
+        </w:rPr>
+        <w:t>aliases</w:t>
+      </w:r>
+      <w:r>
+        <w:rPr>
+          <w:i/>
+          <w:iCs/>
+          <w:sz w:val="22"/>
+          <w:szCs w:val="22"/>
+        </w:rPr>
+        <w:t xml:space="preserve"> that point to other domain names</w:t>
       </w:r>
     </w:p>
     <w:p>
@@ -1193,14 +1286,18 @@
           <w:numId w:val="15"/>
         </w:numPr>
         <w:rPr>
-          <w:sz w:val="22"/>
-          <w:szCs w:val="22"/>
-        </w:rPr>
-      </w:pPr>
-      <w:r>
-        <w:rPr>
-          <w:b/>
-          <w:bCs/>
+          <w:i/>
+          <w:iCs/>
+          <w:sz w:val="22"/>
+          <w:szCs w:val="22"/>
+        </w:rPr>
+      </w:pPr>
+      <w:r>
+        <w:rPr>
+          <w:b/>
+          <w:bCs/>
+          <w:i/>
+          <w:iCs/>
           <w:sz w:val="22"/>
           <w:szCs w:val="22"/>
         </w:rPr>
@@ -1208,10 +1305,32 @@
       </w:r>
       <w:r>
         <w:rPr>
-          <w:sz w:val="22"/>
-          <w:szCs w:val="22"/>
-        </w:rPr>
-        <w:t>: Specify mail servers for email delivery</w:t>
+          <w:i/>
+          <w:iCs/>
+          <w:sz w:val="22"/>
+          <w:szCs w:val="22"/>
+        </w:rPr>
+        <w:t xml:space="preserve">: Specify </w:t>
+      </w:r>
+      <w:r>
+        <w:rPr>
+          <w:b/>
+          <w:bCs/>
+          <w:i/>
+          <w:iCs/>
+          <w:sz w:val="22"/>
+          <w:szCs w:val="22"/>
+        </w:rPr>
+        <w:t>mail servers</w:t>
+      </w:r>
+      <w:r>
+        <w:rPr>
+          <w:i/>
+          <w:iCs/>
+          <w:sz w:val="22"/>
+          <w:szCs w:val="22"/>
+        </w:rPr>
+        <w:t xml:space="preserve"> for email delivery</w:t>
       </w:r>
     </w:p>
     <w:p>
@@ -1349,14 +1468,18 @@
           <w:numId w:val="15"/>
         </w:numPr>
         <w:rPr>
-          <w:sz w:val="22"/>
-          <w:szCs w:val="22"/>
-        </w:rPr>
-      </w:pPr>
-      <w:r>
-        <w:rPr>
-          <w:b/>
-          <w:bCs/>
+          <w:i/>
+          <w:iCs/>
+          <w:sz w:val="22"/>
+          <w:szCs w:val="22"/>
+        </w:rPr>
+      </w:pPr>
+      <w:r>
+        <w:rPr>
+          <w:b/>
+          <w:bCs/>
+          <w:i/>
+          <w:iCs/>
           <w:sz w:val="22"/>
           <w:szCs w:val="22"/>
         </w:rPr>
@@ -1364,10 +1487,32 @@
       </w:r>
       <w:r>
         <w:rPr>
-          <w:sz w:val="22"/>
-          <w:szCs w:val="22"/>
-        </w:rPr>
-        <w:t>: Store text information, often used for verification</w:t>
+          <w:i/>
+          <w:iCs/>
+          <w:sz w:val="22"/>
+          <w:szCs w:val="22"/>
+        </w:rPr>
+        <w:t xml:space="preserve">: </w:t>
+      </w:r>
+      <w:r>
+        <w:rPr>
+          <w:b/>
+          <w:bCs/>
+          <w:i/>
+          <w:iCs/>
+          <w:sz w:val="22"/>
+          <w:szCs w:val="22"/>
+        </w:rPr>
+        <w:t>Store text information</w:t>
+      </w:r>
+      <w:r>
+        <w:rPr>
+          <w:i/>
+          <w:iCs/>
+          <w:sz w:val="22"/>
+          <w:szCs w:val="22"/>
+        </w:rPr>
+        <w:t>, often used for verification</w:t>
       </w:r>
     </w:p>
     <w:p>
@@ -1474,7 +1619,23 @@
           <w:sz w:val="22"/>
           <w:szCs w:val="22"/>
         </w:rPr>
-        <w:t>: Identify the nameservers for a domain</w:t>
+        <w:t xml:space="preserve">: Identify the </w:t>
+      </w:r>
+      <w:r>
+        <w:rPr>
+          <w:b/>
+          <w:bCs/>
+          <w:sz w:val="22"/>
+          <w:szCs w:val="22"/>
+        </w:rPr>
+        <w:t>nameservers</w:t>
+      </w:r>
+      <w:r>
+        <w:rPr>
+          <w:sz w:val="22"/>
+          <w:szCs w:val="22"/>
+        </w:rPr>
+        <w:t xml:space="preserve"> for a domain</w:t>
       </w:r>
     </w:p>
     <w:p>
@@ -1570,6 +1731,18 @@
     <w:p>
       <w:pPr>
         <w:pStyle w:val="ListParagraph"/>
+        <w:ind w:left="360"/>
+        <w:rPr>
+          <w:b/>
+          <w:bCs/>
+          <w:sz w:val="20"/>
+          <w:szCs w:val="20"/>
+        </w:rPr>
+      </w:pPr>
+    </w:p>
+    <w:p>
+      <w:pPr>
+        <w:pStyle w:val="ListParagraph"/>
         <w:numPr>
           <w:ilvl w:val="0"/>
           <w:numId w:val="13"/>
@@ -1588,6 +1761,7 @@
           <w:sz w:val="20"/>
           <w:szCs w:val="20"/>
         </w:rPr>
+        <w:lastRenderedPageBreak/>
         <w:t>Types of DNS Servers</w:t>
       </w:r>
     </w:p>
@@ -1784,16 +1958,7 @@
           <w:sz w:val="20"/>
           <w:szCs w:val="20"/>
         </w:rPr>
-        <w:t xml:space="preserve"> </w:t>
-      </w:r>
-      <w:r>
-        <w:rPr>
-          <w:b/>
-          <w:bCs/>
-          <w:sz w:val="20"/>
-          <w:szCs w:val="20"/>
-        </w:rPr>
-        <w:t xml:space="preserve">Public Hosted Zones </w:t>
+        <w:t xml:space="preserve"> Public Hosted Zones </w:t>
       </w:r>
     </w:p>
     <w:p>
@@ -1836,25 +2001,7 @@
           <w:sz w:val="20"/>
           <w:szCs w:val="20"/>
         </w:rPr>
-        <w:t>Characteristics</w:t>
-      </w:r>
-      <w:r>
-        <w:rPr>
-          <w:b/>
-          <w:bCs/>
-          <w:sz w:val="20"/>
-          <w:szCs w:val="20"/>
-        </w:rPr>
-        <w:t xml:space="preserve">.  </w:t>
-      </w:r>
-      <w:r>
-        <w:rPr>
-          <w:b/>
-          <w:bCs/>
-          <w:sz w:val="20"/>
-          <w:szCs w:val="20"/>
-        </w:rPr>
-        <w:t>:</w:t>
+        <w:t>Characteristics.  :</w:t>
       </w:r>
       <w:proofErr w:type="gramEnd"/>
       <w:r>
@@ -2129,14 +2276,16 @@
         <w:ind w:left="360"/>
         <w:jc w:val="center"/>
         <w:rPr>
-          <w:b/>
-          <w:bCs/>
-          <w:sz w:val="22"/>
-          <w:szCs w:val="22"/>
-        </w:rPr>
-      </w:pPr>
-      <w:r>
-        <w:rPr>
+          <w:rFonts w:ascii="Algerian" w:hAnsi="Algerian"/>
+          <w:b/>
+          <w:bCs/>
+          <w:sz w:val="22"/>
+          <w:szCs w:val="22"/>
+        </w:rPr>
+      </w:pPr>
+      <w:r>
+        <w:rPr>
+          <w:rFonts w:ascii="Algerian" w:hAnsi="Algerian"/>
           <w:b/>
           <w:bCs/>
           <w:sz w:val="22"/>
@@ -2226,21 +2375,7 @@
           <w:sz w:val="22"/>
           <w:szCs w:val="22"/>
         </w:rPr>
-        <w:t>so that</w:t>
-      </w:r>
-      <w:r>
-        <w:rPr>
-          <w:sz w:val="22"/>
-          <w:szCs w:val="22"/>
-        </w:rPr>
-        <w:t xml:space="preserve"> </w:t>
-      </w:r>
-      <w:r>
-        <w:rPr>
-          <w:sz w:val="22"/>
-          <w:szCs w:val="22"/>
-        </w:rPr>
-        <w:t>browsers and apps can reach the correct servers.</w:t>
+        <w:t>so that browsers and apps can reach the correct servers.</w:t>
       </w:r>
     </w:p>
     <w:p>
@@ -2669,16 +2804,7 @@
           <w:sz w:val="22"/>
           <w:szCs w:val="22"/>
         </w:rPr>
-        <w:t xml:space="preserve">Q6. </w:t>
-      </w:r>
-      <w:r>
-        <w:rPr>
-          <w:b/>
-          <w:bCs/>
-          <w:sz w:val="22"/>
-          <w:szCs w:val="22"/>
-        </w:rPr>
-        <w:t xml:space="preserve">What is TTL and how does it affect DNS changes? </w:t>
+        <w:t xml:space="preserve">Q6. What is TTL and how does it affect DNS changes? </w:t>
       </w:r>
     </w:p>
     <w:p>
@@ -2735,30 +2861,30 @@
     </w:p>
     <w:p>
       <w:pPr>
-        <w:rPr>
-          <w:b/>
-          <w:bCs/>
-          <w:sz w:val="22"/>
-          <w:szCs w:val="22"/>
-        </w:rPr>
-      </w:pPr>
-      <w:r>
-        <w:rPr>
-          <w:b/>
-          <w:bCs/>
-          <w:sz w:val="22"/>
-          <w:szCs w:val="22"/>
-        </w:rPr>
-        <w:t xml:space="preserve">Q7. </w:t>
-      </w:r>
-      <w:r>
-        <w:rPr>
-          <w:b/>
-          <w:bCs/>
-          <w:sz w:val="22"/>
-          <w:szCs w:val="22"/>
-        </w:rPr>
-        <w:t xml:space="preserve">Can you route traffic based on user location in Route 53? </w:t>
+        <w:pStyle w:val="ListParagraph"/>
+        <w:rPr>
+          <w:sz w:val="22"/>
+          <w:szCs w:val="22"/>
+        </w:rPr>
+      </w:pPr>
+    </w:p>
+    <w:p>
+      <w:pPr>
+        <w:rPr>
+          <w:b/>
+          <w:bCs/>
+          <w:sz w:val="22"/>
+          <w:szCs w:val="22"/>
+        </w:rPr>
+      </w:pPr>
+      <w:r>
+        <w:rPr>
+          <w:b/>
+          <w:bCs/>
+          <w:sz w:val="22"/>
+          <w:szCs w:val="22"/>
+        </w:rPr>
+        <w:t xml:space="preserve">Q7. Can you route traffic based on user location in Route 53? </w:t>
       </w:r>
     </w:p>
     <w:p>
@@ -2829,16 +2955,7 @@
           <w:sz w:val="22"/>
           <w:szCs w:val="22"/>
         </w:rPr>
-        <w:t xml:space="preserve">Q8. </w:t>
-      </w:r>
-      <w:r>
-        <w:rPr>
-          <w:b/>
-          <w:bCs/>
-          <w:sz w:val="22"/>
-          <w:szCs w:val="22"/>
-        </w:rPr>
-        <w:t xml:space="preserve">What are NS records, and why are they important? </w:t>
+        <w:t xml:space="preserve">Q8. What are NS records, and why are they important? </w:t>
       </w:r>
     </w:p>
     <w:p>
@@ -2990,16 +3107,7 @@
           <w:sz w:val="22"/>
           <w:szCs w:val="22"/>
         </w:rPr>
-        <w:t xml:space="preserve">Q10. </w:t>
-      </w:r>
-      <w:r>
-        <w:rPr>
-          <w:b/>
-          <w:bCs/>
-          <w:sz w:val="22"/>
-          <w:szCs w:val="22"/>
-        </w:rPr>
-        <w:t xml:space="preserve">Can you integrate Route 53 with Load Balancers? </w:t>
+        <w:t xml:space="preserve">Q10. Can you integrate Route 53 with Load Balancers? </w:t>
       </w:r>
     </w:p>
     <w:p>
@@ -3047,16 +3155,7 @@
           <w:sz w:val="22"/>
           <w:szCs w:val="22"/>
         </w:rPr>
-        <w:t xml:space="preserve">Q11. </w:t>
-      </w:r>
-      <w:r>
-        <w:rPr>
-          <w:b/>
-          <w:bCs/>
-          <w:sz w:val="22"/>
-          <w:szCs w:val="22"/>
-        </w:rPr>
-        <w:t>How can DNS failover be achieved in Route 53?</w:t>
+        <w:t>Q11. How can DNS failover be achieved in Route 53?</w:t>
       </w:r>
     </w:p>
     <w:p>
@@ -3082,23 +3181,20 @@
     <w:p>
       <w:pPr>
         <w:rPr>
-          <w:sz w:val="22"/>
-          <w:szCs w:val="22"/>
-        </w:rPr>
-      </w:pPr>
-      <w:r>
-        <w:rPr>
-          <w:sz w:val="22"/>
-          <w:szCs w:val="22"/>
-        </w:rPr>
-        <w:t>Q12</w:t>
-      </w:r>
-      <w:r>
-        <w:rPr>
-          <w:sz w:val="22"/>
-          <w:szCs w:val="22"/>
-        </w:rPr>
-        <w:t xml:space="preserve">. How do you secure DNS in Route 53? </w:t>
+          <w:b/>
+          <w:bCs/>
+          <w:sz w:val="22"/>
+          <w:szCs w:val="22"/>
+        </w:rPr>
+      </w:pPr>
+      <w:r>
+        <w:rPr>
+          <w:b/>
+          <w:bCs/>
+          <w:sz w:val="22"/>
+          <w:szCs w:val="22"/>
+        </w:rPr>
+        <w:t xml:space="preserve">Q12. How do you secure DNS in Route 53? </w:t>
       </w:r>
     </w:p>
     <w:p>
@@ -3256,16 +3352,7 @@
           <w:sz w:val="22"/>
           <w:szCs w:val="22"/>
         </w:rPr>
-        <w:t xml:space="preserve">Q13. </w:t>
-      </w:r>
-      <w:r>
-        <w:rPr>
-          <w:b/>
-          <w:bCs/>
-          <w:sz w:val="22"/>
-          <w:szCs w:val="22"/>
-        </w:rPr>
-        <w:t>What are the billing considerations in Route 53?</w:t>
+        <w:t>Q13. What are the billing considerations in Route 53?</w:t>
       </w:r>
     </w:p>
     <w:p>
@@ -3363,8 +3450,8 @@
       </w:r>
     </w:p>
     <w:sectPr>
-      <w:pgSz w:w="11906" w:h="16838"/>
-      <w:pgMar w:top="1440" w:right="1440" w:bottom="1440" w:left="1440" w:header="708" w:footer="708" w:gutter="0"/>
+      <w:pgSz w:w="11906" w:h="16838" w:code="9"/>
+      <w:pgMar w:top="720" w:right="720" w:bottom="720" w:left="720" w:header="708" w:footer="708" w:gutter="0"/>
       <w:cols w:space="708"/>
       <w:docGrid w:linePitch="360"/>
     </w:sectPr>
@@ -9021,6 +9108,7 @@
   <w:style w:type="character" w:default="1" w:styleId="DefaultParagraphFont">
     <w:name w:val="Default Paragraph Font"/>
     <w:uiPriority w:val="1"/>
+    <w:semiHidden/>
     <w:unhideWhenUsed/>
   </w:style>
   <w:style w:type="table" w:default="1" w:styleId="TableNormal">
